--- a/templates/contratos/modelo.docx
+++ b/templates/contratos/modelo.docx
@@ -1,6 +1,6 @@
 
 <file path=word/document.xml><?xml version="1.0" encoding="utf-8"?>
-<w:document xmlns:wpc="http://schemas.microsoft.com/office/word/2010/wordprocessingCanvas" xmlns:cx="http://schemas.microsoft.com/office/drawing/2014/chartex" xmlns:cx1="http://schemas.microsoft.com/office/drawing/2015/9/8/chartex" xmlns:cx2="http://schemas.microsoft.com/office/drawing/2015/10/21/chartex" xmlns:cx3="http://schemas.microsoft.com/office/drawing/2016/5/9/chartex" xmlns:cx4="http://schemas.microsoft.com/office/drawing/2016/5/10/chartex" xmlns:cx5="http://schemas.microsoft.com/office/drawing/2016/5/11/chartex" xmlns:cx6="http://schemas.microsoft.com/office/drawing/2016/5/12/chartex" xmlns:cx7="http://schemas.microsoft.com/office/drawing/2016/5/13/chartex" xmlns:cx8="http://schemas.microsoft.com/office/drawing/2016/5/14/chartex" xmlns:mc="http://schemas.openxmlformats.org/markup-compatibility/2006" xmlns:aink="http://schemas.microsoft.com/office/drawing/2016/ink" xmlns:am3d="http://schemas.microsoft.com/office/drawing/2017/model3d" xmlns:o="urn:schemas-microsoft-com:office:office" xmlns:oel="http://schemas.microsoft.com/office/2019/extlst" xmlns:r="http://schemas.openxmlformats.org/officeDocument/2006/relationships" xmlns:m="http://schemas.openxmlformats.org/officeDocument/2006/math" xmlns:v="urn:schemas-microsoft-com:vml" xmlns:wp14="http://schemas.microsoft.com/office/word/2010/wordprocessingDrawing" xmlns:wp="http://schemas.openxmlformats.org/drawingml/2006/wordprocessingDrawing" xmlns:w10="urn:schemas-microsoft-com:office:word" xmlns:w="http://schemas.openxmlformats.org/wordprocessingml/2006/main" xmlns:w14="http://schemas.microsoft.com/office/word/2010/wordml" xmlns:w15="http://schemas.microsoft.com/office/word/2012/wordml" xmlns:w16cex="http://schemas.microsoft.com/office/word/2018/wordml/cex" xmlns:w16cid="http://schemas.microsoft.com/office/word/2016/wordml/cid" xmlns:w16="http://schemas.microsoft.com/office/word/2018/wordml" xmlns:w16du="http://schemas.microsoft.com/office/word/2023/wordml/word16du" xmlns:w16sdtdh="http://schemas.microsoft.com/office/word/2020/wordml/sdtdatahash" xmlns:w16sdtfl="http://schemas.microsoft.com/office/word/2024/wordml/sdtformatlock" xmlns:w16se="http://schemas.microsoft.com/office/word/2015/wordml/symex" xmlns:wpg="http://schemas.microsoft.com/office/word/2010/wordprocessingGroup" xmlns:wpi="http://schemas.microsoft.com/office/word/2010/wordprocessingInk" xmlns:wne="http://schemas.microsoft.com/office/word/2006/wordml" xmlns:wps="http://schemas.microsoft.com/office/word/2010/wordprocessingShape" mc:Ignorable="w14 w15 w16se w16cid w16 w16cex w16sdtdh w16sdtfl w16du wp14">
+<w:document xmlns:wpc="http://schemas.microsoft.com/office/word/2010/wordprocessingCanvas" xmlns:cx="http://schemas.microsoft.com/office/drawing/2014/chartex" xmlns:cx1="http://schemas.microsoft.com/office/drawing/2015/9/8/chartex" xmlns:cx2="http://schemas.microsoft.com/office/drawing/2015/10/21/chartex" xmlns:cx3="http://schemas.microsoft.com/office/drawing/2016/5/9/chartex" xmlns:cx4="http://schemas.microsoft.com/office/drawing/2016/5/10/chartex" xmlns:cx5="http://schemas.microsoft.com/office/drawing/2016/5/11/chartex" xmlns:cx6="http://schemas.microsoft.com/office/drawing/2016/5/12/chartex" xmlns:cx7="http://schemas.microsoft.com/office/drawing/2016/5/13/chartex" xmlns:cx8="http://schemas.microsoft.com/office/drawing/2016/5/14/chartex" xmlns:mc="http://schemas.openxmlformats.org/markup-compatibility/2006" xmlns:aink="http://schemas.microsoft.com/office/drawing/2016/ink" xmlns:am3d="http://schemas.microsoft.com/office/drawing/2017/model3d" xmlns:o="urn:schemas-microsoft-com:office:office" xmlns:r="http://schemas.openxmlformats.org/officeDocument/2006/relationships" xmlns:m="http://schemas.openxmlformats.org/officeDocument/2006/math" xmlns:v="urn:schemas-microsoft-com:vml" xmlns:wp14="http://schemas.microsoft.com/office/word/2010/wordprocessingDrawing" xmlns:wp="http://schemas.openxmlformats.org/drawingml/2006/wordprocessingDrawing" xmlns:w10="urn:schemas-microsoft-com:office:word" xmlns:w="http://schemas.openxmlformats.org/wordprocessingml/2006/main" xmlns:w14="http://schemas.microsoft.com/office/word/2010/wordml" xmlns:w15="http://schemas.microsoft.com/office/word/2012/wordml" xmlns:w16cex="http://schemas.microsoft.com/office/word/2018/wordml/cex" xmlns:w16cid="http://schemas.microsoft.com/office/word/2016/wordml/cid" xmlns:w16="http://schemas.microsoft.com/office/word/2018/wordml" xmlns:w16sdtdh="http://schemas.microsoft.com/office/word/2020/wordml/sdtdatahash" xmlns:w16se="http://schemas.microsoft.com/office/word/2015/wordml/symex" xmlns:wpg="http://schemas.microsoft.com/office/word/2010/wordprocessingGroup" xmlns:wpi="http://schemas.microsoft.com/office/word/2010/wordprocessingInk" xmlns:wne="http://schemas.microsoft.com/office/word/2006/wordml" xmlns:wps="http://schemas.microsoft.com/office/word/2010/wordprocessingShape" mc:Ignorable="w14 w15 w16se w16cid w16 w16cex w16sdtdh wp14">
   <w:body>
     <w:p>
       <w:pPr>
@@ -97,13 +97,22 @@
           <w:rFonts w:ascii="Arial" w:hAnsi="Arial"/>
           <w:lang w:val="pt-BR"/>
         </w:rPr>
-        <w:t>Mello Consultoria Empresarial SJRP Eireli</w:t>
-      </w:r>
+        <w:t xml:space="preserve">Mello Consultoria Empresarial SJRP </w:t>
+      </w:r>
+      <w:proofErr w:type="spellStart"/>
       <w:r>
         <w:rPr>
           <w:rFonts w:ascii="Arial" w:hAnsi="Arial"/>
           <w:lang w:val="pt-BR"/>
         </w:rPr>
+        <w:t>Eireli</w:t>
+      </w:r>
+      <w:proofErr w:type="spellEnd"/>
+      <w:r>
+        <w:rPr>
+          <w:rFonts w:ascii="Arial" w:hAnsi="Arial"/>
+          <w:lang w:val="pt-BR"/>
+        </w:rPr>
         <w:t>.</w:t>
       </w:r>
     </w:p>
@@ -138,7 +147,39 @@
           <w:rFonts w:ascii="Arial" w:hAnsi="Arial"/>
           <w:lang w:val="pt-BR"/>
         </w:rPr>
-        <w:t xml:space="preserve">Avenida Romeu Strazzi, nº 325, Bairro Jardim Sinibaldi, </w:t>
+        <w:t xml:space="preserve">Avenida Romeu </w:t>
+      </w:r>
+      <w:proofErr w:type="spellStart"/>
+      <w:r>
+        <w:rPr>
+          <w:rFonts w:ascii="Arial" w:hAnsi="Arial"/>
+          <w:lang w:val="pt-BR"/>
+        </w:rPr>
+        <w:t>Strazzi</w:t>
+      </w:r>
+      <w:proofErr w:type="spellEnd"/>
+      <w:r>
+        <w:rPr>
+          <w:rFonts w:ascii="Arial" w:hAnsi="Arial"/>
+          <w:lang w:val="pt-BR"/>
+        </w:rPr>
+        <w:t xml:space="preserve">, nº 325, Bairro Jardim </w:t>
+      </w:r>
+      <w:proofErr w:type="spellStart"/>
+      <w:r>
+        <w:rPr>
+          <w:rFonts w:ascii="Arial" w:hAnsi="Arial"/>
+          <w:lang w:val="pt-BR"/>
+        </w:rPr>
+        <w:t>Sinibaldi</w:t>
+      </w:r>
+      <w:proofErr w:type="spellEnd"/>
+      <w:r>
+        <w:rPr>
+          <w:rFonts w:ascii="Arial" w:hAnsi="Arial"/>
+          <w:lang w:val="pt-BR"/>
+        </w:rPr>
+        <w:t xml:space="preserve">, </w:t>
       </w:r>
     </w:p>
     <w:p>
@@ -155,13 +196,38 @@
           <w:rFonts w:ascii="Arial" w:hAnsi="Arial"/>
           <w:lang w:val="pt-BR"/>
         </w:rPr>
-        <w:t>sala 512, Edifício Totalitè, na cidade de São José do Rio Preto-SP</w:t>
-      </w:r>
+        <w:t xml:space="preserve">sala 512, Edifício </w:t>
+      </w:r>
+      <w:proofErr w:type="spellStart"/>
       <w:r>
         <w:rPr>
           <w:rFonts w:ascii="Arial" w:hAnsi="Arial"/>
           <w:lang w:val="pt-BR"/>
         </w:rPr>
+        <w:t>Totalitè</w:t>
+      </w:r>
+      <w:proofErr w:type="spellEnd"/>
+      <w:r>
+        <w:rPr>
+          <w:rFonts w:ascii="Arial" w:hAnsi="Arial"/>
+          <w:lang w:val="pt-BR"/>
+        </w:rPr>
+        <w:t xml:space="preserve">, na cidade de São José do Rio </w:t>
+      </w:r>
+      <w:proofErr w:type="spellStart"/>
+      <w:r>
+        <w:rPr>
+          <w:rFonts w:ascii="Arial" w:hAnsi="Arial"/>
+          <w:lang w:val="pt-BR"/>
+        </w:rPr>
+        <w:t>Preto-SP</w:t>
+      </w:r>
+      <w:proofErr w:type="spellEnd"/>
+      <w:r>
+        <w:rPr>
+          <w:rFonts w:ascii="Arial" w:hAnsi="Arial"/>
+          <w:lang w:val="pt-BR"/>
+        </w:rPr>
         <w:t xml:space="preserve"> </w:t>
       </w:r>
     </w:p>
@@ -230,7 +296,39 @@
           <w:rFonts w:ascii="Arial" w:hAnsi="Arial"/>
           <w:lang w:val="pt-BR"/>
         </w:rPr>
-        <w:t xml:space="preserve">Avenida Romeu Strazzi, nº 325, Bairro Jardim Sinibaldi, </w:t>
+        <w:t xml:space="preserve">Avenida Romeu </w:t>
+      </w:r>
+      <w:proofErr w:type="spellStart"/>
+      <w:r>
+        <w:rPr>
+          <w:rFonts w:ascii="Arial" w:hAnsi="Arial"/>
+          <w:lang w:val="pt-BR"/>
+        </w:rPr>
+        <w:t>Strazzi</w:t>
+      </w:r>
+      <w:proofErr w:type="spellEnd"/>
+      <w:r>
+        <w:rPr>
+          <w:rFonts w:ascii="Arial" w:hAnsi="Arial"/>
+          <w:lang w:val="pt-BR"/>
+        </w:rPr>
+        <w:t xml:space="preserve">, nº 325, Bairro Jardim </w:t>
+      </w:r>
+      <w:proofErr w:type="spellStart"/>
+      <w:r>
+        <w:rPr>
+          <w:rFonts w:ascii="Arial" w:hAnsi="Arial"/>
+          <w:lang w:val="pt-BR"/>
+        </w:rPr>
+        <w:t>Sinibaldi</w:t>
+      </w:r>
+      <w:proofErr w:type="spellEnd"/>
+      <w:r>
+        <w:rPr>
+          <w:rFonts w:ascii="Arial" w:hAnsi="Arial"/>
+          <w:lang w:val="pt-BR"/>
+        </w:rPr>
+        <w:t xml:space="preserve">, </w:t>
       </w:r>
     </w:p>
     <w:p>
@@ -261,17 +359,33 @@
           <w:rFonts w:ascii="Arial" w:hAnsi="Arial"/>
           <w:lang w:val="pt-BR"/>
         </w:rPr>
-        <w:t>, Edifício Totalitè, na cidade de São José do Rio Preto-SP</w:t>
-      </w:r>
-    </w:p>
-    <w:p>
-      <w:pPr>
-        <w:pStyle w:val="PartnerAddress"/>
+        <w:t xml:space="preserve">, Edifício </w:t>
+      </w:r>
+      <w:proofErr w:type="spellStart"/>
+      <w:r>
         <w:rPr>
           <w:rFonts w:ascii="Arial" w:hAnsi="Arial"/>
           <w:lang w:val="pt-BR"/>
         </w:rPr>
-      </w:pPr>
+        <w:t>Totalitè</w:t>
+      </w:r>
+      <w:proofErr w:type="spellEnd"/>
+      <w:r>
+        <w:rPr>
+          <w:rFonts w:ascii="Arial" w:hAnsi="Arial"/>
+          <w:lang w:val="pt-BR"/>
+        </w:rPr>
+        <w:t xml:space="preserve">, na cidade de São José do Rio </w:t>
+      </w:r>
+      <w:proofErr w:type="spellStart"/>
+      <w:r>
+        <w:rPr>
+          <w:rFonts w:ascii="Arial" w:hAnsi="Arial"/>
+          <w:lang w:val="pt-BR"/>
+        </w:rPr>
+        <w:t>Preto-SP</w:t>
+      </w:r>
+      <w:proofErr w:type="spellEnd"/>
     </w:p>
     <w:p>
       <w:pPr>
@@ -1146,6 +1260,7 @@
         <w:pStyle w:val="CabealhodoSumrio"/>
       </w:pPr>
       <w:r>
+        <w:lastRenderedPageBreak/>
         <w:t>Sumário</w:t>
       </w:r>
     </w:p>
@@ -2726,6 +2841,7 @@
       <w:bookmarkStart w:id="3" w:name="_Toc212496174"/>
       <w:bookmarkStart w:id="4" w:name="_Hlk94028547"/>
       <w:r>
+        <w:lastRenderedPageBreak/>
         <w:t xml:space="preserve">O que </w:t>
       </w:r>
       <w:r>
@@ -3284,11 +3400,32 @@
           <w:color w:val="auto"/>
         </w:rPr>
       </w:pPr>
-      <w:r>
-        <w:rPr>
-          <w:rFonts w:cs="Arial"/>
-          <w:color w:val="auto"/>
-        </w:rPr>
+    </w:p>
+    <w:p>
+      <w:pPr>
+        <w:pStyle w:val="Default"/>
+        <w:jc w:val="both"/>
+        <w:rPr>
+          <w:rFonts w:cs="Arial"/>
+          <w:color w:val="auto"/>
+        </w:rPr>
+      </w:pPr>
+    </w:p>
+    <w:p>
+      <w:pPr>
+        <w:pStyle w:val="Default"/>
+        <w:jc w:val="both"/>
+        <w:rPr>
+          <w:rFonts w:cs="Arial"/>
+          <w:color w:val="auto"/>
+        </w:rPr>
+      </w:pPr>
+      <w:r>
+        <w:rPr>
+          <w:rFonts w:cs="Arial"/>
+          <w:color w:val="auto"/>
+        </w:rPr>
+        <w:lastRenderedPageBreak/>
         <w:t>Opção 1:</w:t>
       </w:r>
     </w:p>
@@ -3739,14 +3876,181 @@
         <w:rPr>
           <w:rFonts w:cs="Arial"/>
           <w:color w:val="auto"/>
+        </w:rPr>
+        <w:t xml:space="preserve"> </w:t>
+      </w:r>
+      <w:r>
+        <w:rPr>
+          <w:rFonts w:cs="Arial"/>
+          <w:color w:val="auto"/>
+        </w:rPr>
+        <w:t xml:space="preserve">sobre o </w:t>
+      </w:r>
+      <w:r>
+        <w:rPr>
+          <w:rFonts w:cs="Arial"/>
+          <w:color w:val="auto"/>
+        </w:rPr>
+        <w:t xml:space="preserve">valor </w:t>
+      </w:r>
+      <w:r>
+        <w:rPr>
+          <w:rFonts w:cs="Arial"/>
+          <w:color w:val="auto"/>
+        </w:rPr>
+        <w:t xml:space="preserve">total processado de </w:t>
+      </w:r>
+      <w:r>
+        <w:rPr>
+          <w:rFonts w:cs="Arial"/>
+          <w:color w:val="auto"/>
+        </w:rPr>
+        <w:t>crédito</w:t>
+      </w:r>
+      <w:r>
+        <w:rPr>
+          <w:rFonts w:cs="Arial"/>
+          <w:color w:val="auto"/>
+        </w:rPr>
+        <w:t>.</w:t>
+      </w:r>
+    </w:p>
+    <w:p>
+      <w:pPr>
+        <w:pStyle w:val="Default"/>
+        <w:jc w:val="both"/>
+        <w:rPr>
+          <w:rFonts w:cs="Arial"/>
+          <w:color w:val="auto"/>
+        </w:rPr>
+      </w:pPr>
+    </w:p>
+    <w:p>
+      <w:pPr>
+        <w:pStyle w:val="Default"/>
+        <w:jc w:val="both"/>
+        <w:rPr>
+          <w:rFonts w:cs="Arial"/>
+          <w:color w:val="auto"/>
+        </w:rPr>
+      </w:pPr>
+      <w:r>
+        <w:rPr>
+          <w:rFonts w:cs="Arial"/>
+          <w:color w:val="auto"/>
+        </w:rPr>
+        <w:t xml:space="preserve">A </w:t>
+      </w:r>
+      <w:r>
+        <w:rPr>
+          <w:rFonts w:cs="Arial"/>
+          <w:color w:val="auto"/>
+        </w:rPr>
+        <w:t>Mello Consultoria</w:t>
+      </w:r>
+      <w:r>
+        <w:rPr>
+          <w:rFonts w:cs="Arial"/>
+          <w:color w:val="auto"/>
+        </w:rPr>
+        <w:t xml:space="preserve"> apresentará à CONTRATANTE, ao término de cada ciclo de processamento, relatório detalhado com a discriminação dos valores processados</w:t>
+      </w:r>
+      <w:r>
+        <w:rPr>
+          <w:rFonts w:cs="Arial"/>
+          <w:color w:val="auto"/>
+        </w:rPr>
+        <w:t xml:space="preserve"> por item</w:t>
+      </w:r>
+      <w:r>
+        <w:rPr>
+          <w:rFonts w:cs="Arial"/>
+          <w:color w:val="auto"/>
+        </w:rPr>
+        <w:t>, para fins de conferência e validação antes da emissão da nota fiscal.</w:t>
+      </w:r>
+    </w:p>
+    <w:p>
+      <w:pPr>
+        <w:pStyle w:val="Default"/>
+        <w:jc w:val="both"/>
+        <w:rPr>
+          <w:rFonts w:cs="Arial"/>
+          <w:color w:val="auto"/>
+        </w:rPr>
+      </w:pPr>
+    </w:p>
+    <w:p>
+      <w:pPr>
+        <w:pStyle w:val="Ttulo2"/>
+      </w:pPr>
+      <w:bookmarkStart w:id="8" w:name="_Toc212496178"/>
+      <w:r>
+        <w:t>Faturamento</w:t>
+      </w:r>
+      <w:bookmarkEnd w:id="8"/>
+    </w:p>
+    <w:p>
+      <w:pPr>
+        <w:pStyle w:val="Default"/>
+        <w:jc w:val="both"/>
+        <w:rPr>
+          <w:rFonts w:cs="Arial"/>
+          <w:color w:val="auto"/>
+        </w:rPr>
+      </w:pPr>
+      <w:r>
+        <w:rPr>
+          <w:rFonts w:cs="Arial"/>
+          <w:color w:val="auto"/>
+        </w:rPr>
+        <w:t xml:space="preserve">Cada ciclo de </w:t>
+      </w:r>
+      <w:r>
+        <w:rPr>
+          <w:rFonts w:cs="Arial"/>
+          <w:color w:val="auto"/>
+        </w:rPr>
+        <w:t xml:space="preserve">honorários devidos à </w:t>
+      </w:r>
+      <w:r>
+        <w:rPr>
+          <w:rFonts w:cs="Arial"/>
+          <w:color w:val="auto"/>
+        </w:rPr>
+        <w:t>Mello Consultoria</w:t>
+      </w:r>
+      <w:r>
+        <w:rPr>
+          <w:rFonts w:cs="Arial"/>
+          <w:color w:val="auto"/>
+        </w:rPr>
+        <w:t xml:space="preserve"> serão pagos</w:t>
+      </w:r>
+      <w:r>
+        <w:rPr>
+          <w:rFonts w:cs="Arial"/>
+          <w:color w:val="auto"/>
+        </w:rPr>
+        <w:t xml:space="preserve"> em </w:t>
+      </w:r>
+      <w:r>
+        <w:rPr>
+          <w:rFonts w:cs="Arial"/>
+          <w:color w:val="auto"/>
+        </w:rPr>
+        <w:t xml:space="preserve">até </w:t>
+      </w:r>
+      <w:r>
+        <w:rPr>
+          <w:rFonts w:cs="Arial"/>
           <w:highlight w:val="red"/>
         </w:rPr>
-        <w:t>)</w:t>
-      </w:r>
-      <w:r>
-        <w:rPr>
-          <w:rFonts w:cs="Arial"/>
-          <w:color w:val="auto"/>
+        <w:t>{{QUANTIDADE_PARCELAS}}</w:t>
+      </w:r>
+      <w:r>
+        <w:rPr>
+          <w:rFonts w:cs="Arial"/>
         </w:rPr>
         <w:t xml:space="preserve"> </w:t>
       </w:r>
@@ -3755,62 +4059,42 @@
           <w:rFonts w:cs="Arial"/>
           <w:color w:val="auto"/>
         </w:rPr>
-        <w:t xml:space="preserve">sobre o </w:t>
-      </w:r>
-      <w:r>
-        <w:rPr>
-          <w:rFonts w:cs="Arial"/>
-          <w:color w:val="auto"/>
-        </w:rPr>
-        <w:t xml:space="preserve">valor </w:t>
-      </w:r>
-      <w:r>
-        <w:rPr>
-          <w:rFonts w:cs="Arial"/>
-          <w:color w:val="auto"/>
-        </w:rPr>
-        <w:t xml:space="preserve">total processado de </w:t>
-      </w:r>
-      <w:r>
-        <w:rPr>
-          <w:rFonts w:cs="Arial"/>
-          <w:color w:val="auto"/>
-        </w:rPr>
-        <w:t>crédito</w:t>
-      </w:r>
-      <w:r>
-        <w:rPr>
-          <w:rFonts w:cs="Arial"/>
-          <w:color w:val="auto"/>
-        </w:rPr>
-        <w:t>.</w:t>
-      </w:r>
-    </w:p>
-    <w:p>
-      <w:pPr>
-        <w:pStyle w:val="Default"/>
-        <w:jc w:val="both"/>
-        <w:rPr>
-          <w:rFonts w:cs="Arial"/>
-          <w:color w:val="auto"/>
-        </w:rPr>
-      </w:pPr>
-    </w:p>
-    <w:p>
-      <w:pPr>
-        <w:pStyle w:val="Default"/>
-        <w:jc w:val="both"/>
-        <w:rPr>
-          <w:rFonts w:cs="Arial"/>
-          <w:color w:val="auto"/>
-        </w:rPr>
-      </w:pPr>
-      <w:r>
-        <w:rPr>
-          <w:rFonts w:cs="Arial"/>
-          <w:color w:val="auto"/>
-        </w:rPr>
-        <w:t xml:space="preserve">A </w:t>
+        <w:t>parcelas mensais,</w:t>
+      </w:r>
+      <w:r>
+        <w:rPr>
+          <w:rFonts w:cs="Arial"/>
+          <w:color w:val="auto"/>
+        </w:rPr>
+        <w:t xml:space="preserve"> através de Boleto Bancário mediante apresentação da Nota Fiscal</w:t>
+      </w:r>
+      <w:r>
+        <w:rPr>
+          <w:rFonts w:cs="Arial"/>
+          <w:color w:val="auto"/>
+        </w:rPr>
+        <w:t xml:space="preserve">, </w:t>
+      </w:r>
+      <w:r>
+        <w:rPr>
+          <w:rFonts w:cs="Arial"/>
+          <w:color w:val="auto"/>
+        </w:rPr>
+        <w:t>faturada</w:t>
+      </w:r>
+      <w:r>
+        <w:rPr>
+          <w:rFonts w:cs="Arial"/>
+          <w:color w:val="auto"/>
+        </w:rPr>
+        <w:t xml:space="preserve"> pela</w:t>
+      </w:r>
+      <w:r>
+        <w:rPr>
+          <w:rFonts w:cs="Arial"/>
+          <w:color w:val="auto"/>
+        </w:rPr>
+        <w:t xml:space="preserve"> </w:t>
       </w:r>
       <w:r>
         <w:rPr>
@@ -3824,162 +4108,23 @@
           <w:rFonts w:cs="Arial"/>
           <w:color w:val="auto"/>
         </w:rPr>
-        <w:t xml:space="preserve"> apresentará à CONTRATANTE, ao término de cada ciclo de processamento, relatório detalhado com a discriminação dos valores processados</w:t>
-      </w:r>
-      <w:r>
-        <w:rPr>
-          <w:rFonts w:cs="Arial"/>
-          <w:color w:val="auto"/>
-        </w:rPr>
-        <w:t xml:space="preserve"> por item</w:t>
-      </w:r>
-      <w:r>
-        <w:rPr>
-          <w:rFonts w:cs="Arial"/>
-          <w:color w:val="auto"/>
-        </w:rPr>
-        <w:t>, para fins de conferência e validação antes da emissão da nota fiscal.</w:t>
-      </w:r>
-    </w:p>
-    <w:p>
-      <w:pPr>
-        <w:pStyle w:val="Default"/>
-        <w:jc w:val="both"/>
-        <w:rPr>
-          <w:rFonts w:cs="Arial"/>
-          <w:color w:val="auto"/>
-        </w:rPr>
-      </w:pPr>
-    </w:p>
-    <w:p>
-      <w:pPr>
-        <w:pStyle w:val="Ttulo2"/>
-      </w:pPr>
-      <w:bookmarkStart w:id="8" w:name="_Toc212496178"/>
-      <w:r>
-        <w:t>Faturamento</w:t>
-      </w:r>
-      <w:bookmarkEnd w:id="8"/>
-    </w:p>
-    <w:p>
-      <w:pPr>
-        <w:pStyle w:val="Default"/>
-        <w:jc w:val="both"/>
-        <w:rPr>
-          <w:rFonts w:cs="Arial"/>
-          <w:color w:val="auto"/>
-        </w:rPr>
-      </w:pPr>
-      <w:r>
-        <w:rPr>
-          <w:rFonts w:cs="Arial"/>
-          <w:color w:val="auto"/>
-        </w:rPr>
-        <w:t xml:space="preserve">Cada ciclo de </w:t>
-      </w:r>
-      <w:r>
-        <w:rPr>
-          <w:rFonts w:cs="Arial"/>
-          <w:color w:val="auto"/>
-        </w:rPr>
-        <w:t xml:space="preserve">honorários devidos à </w:t>
-      </w:r>
-      <w:r>
-        <w:rPr>
-          <w:rFonts w:cs="Arial"/>
-          <w:color w:val="auto"/>
-        </w:rPr>
-        <w:t>Mello Consultoria</w:t>
-      </w:r>
-      <w:r>
-        <w:rPr>
-          <w:rFonts w:cs="Arial"/>
-          <w:color w:val="auto"/>
-        </w:rPr>
-        <w:t xml:space="preserve"> serão pagos</w:t>
-      </w:r>
-      <w:r>
-        <w:rPr>
-          <w:rFonts w:cs="Arial"/>
-          <w:color w:val="auto"/>
-        </w:rPr>
-        <w:t xml:space="preserve"> em </w:t>
-      </w:r>
-      <w:r>
-        <w:rPr>
-          <w:rFonts w:cs="Arial"/>
-          <w:color w:val="auto"/>
-        </w:rPr>
-        <w:t xml:space="preserve">até </w:t>
-      </w:r>
-      <w:r>
-        <w:rPr>
-          <w:rFonts w:cs="Arial"/>
-          <w:highlight w:val="red"/>
-        </w:rPr>
-        <w:t>{{QUANTIDADE_PARCELAS}}</w:t>
-      </w:r>
-      <w:r>
-        <w:rPr>
-          <w:rFonts w:cs="Arial"/>
-        </w:rPr>
-        <w:t xml:space="preserve"> </w:t>
-      </w:r>
-      <w:r>
-        <w:rPr>
-          <w:rFonts w:cs="Arial"/>
-          <w:color w:val="auto"/>
-        </w:rPr>
-        <w:t>parcelas mensais,</w:t>
-      </w:r>
-      <w:r>
-        <w:rPr>
-          <w:rFonts w:cs="Arial"/>
-          <w:color w:val="auto"/>
-        </w:rPr>
-        <w:t xml:space="preserve"> através de Boleto Bancário mediante apresentação da Nota Fiscal</w:t>
-      </w:r>
-      <w:r>
-        <w:rPr>
-          <w:rFonts w:cs="Arial"/>
-          <w:color w:val="auto"/>
-        </w:rPr>
-        <w:t xml:space="preserve">, </w:t>
-      </w:r>
-      <w:r>
-        <w:rPr>
-          <w:rFonts w:cs="Arial"/>
-          <w:color w:val="auto"/>
-        </w:rPr>
-        <w:t>faturada</w:t>
-      </w:r>
-      <w:r>
-        <w:rPr>
-          <w:rFonts w:cs="Arial"/>
-          <w:color w:val="auto"/>
-        </w:rPr>
-        <w:t xml:space="preserve"> pela</w:t>
-      </w:r>
-      <w:r>
-        <w:rPr>
-          <w:rFonts w:cs="Arial"/>
-          <w:color w:val="auto"/>
-        </w:rPr>
-        <w:t xml:space="preserve"> </w:t>
-      </w:r>
-      <w:r>
-        <w:rPr>
-          <w:rFonts w:cs="Arial"/>
-          <w:color w:val="auto"/>
-        </w:rPr>
-        <w:t>Mello Consultoria</w:t>
-      </w:r>
-      <w:r>
-        <w:rPr>
-          <w:rFonts w:cs="Arial"/>
-          <w:color w:val="auto"/>
-        </w:rPr>
-        <w:t>, ou a quem esta indicar</w:t>
+        <w:t xml:space="preserve">, ou a quem </w:t>
+      </w:r>
+      <w:proofErr w:type="spellStart"/>
+      <w:r>
+        <w:rPr>
+          <w:rFonts w:cs="Arial"/>
+          <w:color w:val="auto"/>
+        </w:rPr>
+        <w:t>esta</w:t>
+      </w:r>
+      <w:proofErr w:type="spellEnd"/>
+      <w:r>
+        <w:rPr>
+          <w:rFonts w:cs="Arial"/>
+          <w:color w:val="auto"/>
+        </w:rPr>
+        <w:t xml:space="preserve"> indicar</w:t>
       </w:r>
       <w:r>
         <w:rPr>
@@ -5083,7 +5228,25 @@
           <w:bCs/>
           <w:color w:val="auto"/>
         </w:rPr>
-        <w:t xml:space="preserve"> suas obrigações acessórias, previstas nos arts. 2º, II, </w:t>
+        <w:t xml:space="preserve"> suas obrigações acessórias, previstas nos </w:t>
+      </w:r>
+      <w:proofErr w:type="spellStart"/>
+      <w:r>
+        <w:rPr>
+          <w:rFonts w:cs="Arial"/>
+          <w:bCs/>
+          <w:color w:val="auto"/>
+        </w:rPr>
+        <w:t>arts</w:t>
+      </w:r>
+      <w:proofErr w:type="spellEnd"/>
+      <w:r>
+        <w:rPr>
+          <w:rFonts w:cs="Arial"/>
+          <w:bCs/>
+          <w:color w:val="auto"/>
+        </w:rPr>
+        <w:t xml:space="preserve">. 2º, II, </w:t>
       </w:r>
       <w:r>
         <w:rPr>
@@ -5576,7 +5739,23 @@
           <w:rFonts w:cs="Arial"/>
           <w:color w:val="auto"/>
         </w:rPr>
-        <w:t xml:space="preserve">(ii) </w:t>
+        <w:t>(</w:t>
+      </w:r>
+      <w:proofErr w:type="spellStart"/>
+      <w:r>
+        <w:rPr>
+          <w:rFonts w:cs="Arial"/>
+          <w:color w:val="auto"/>
+        </w:rPr>
+        <w:t>ii</w:t>
+      </w:r>
+      <w:proofErr w:type="spellEnd"/>
+      <w:r>
+        <w:rPr>
+          <w:rFonts w:cs="Arial"/>
+          <w:color w:val="auto"/>
+        </w:rPr>
+        <w:t xml:space="preserve">) </w:t>
       </w:r>
       <w:r>
         <w:rPr>
@@ -5877,6 +6056,16 @@
         </w:rPr>
         <w:t>A multa será exigível independentemente de notificação judicial ou extrajudicial, sem prejuízo da aplicação de outras sanções e da indenização por eventuais perdas e danos.</w:t>
       </w:r>
+    </w:p>
+    <w:p>
+      <w:pPr>
+        <w:pStyle w:val="Default"/>
+        <w:jc w:val="both"/>
+        <w:rPr>
+          <w:rFonts w:cs="Arial"/>
+          <w:color w:val="auto"/>
+        </w:rPr>
+      </w:pPr>
     </w:p>
     <w:p>
       <w:pPr>
@@ -5987,7 +6176,23 @@
           <w:rFonts w:cs="Arial"/>
           <w:color w:val="auto"/>
         </w:rPr>
-        <w:t>As partes atentas às disposições contidas na Lei 12.846/2013 (Lei Anticorrupção), declaram possuir códigos próprios de conduta que contemplam as diretrizes e os princípios de comportamento ético a que se subordinam os seus administradores, servidores e colaboradores, e programas de compliance que estabelecem regras claras para a condução e supervisão das suas atividades, que definem critérios objetivos para avaliação da conformidade de suas condutas com os preceitos legais e com as demais normas a que se sujeitam, contando com estruturas e procedimentos voltados a coibir ou a impedir a prática de infrações à referida Lei e às demais com semelhante ou relacionado escopo e a identificar desvios de conduta de seus administradores, servidores e demais colaboradores a elas direta ou indiretamente vinculados.</w:t>
+        <w:t xml:space="preserve">As partes atentas às disposições contidas na Lei 12.846/2013 (Lei Anticorrupção), declaram possuir códigos próprios de conduta que contemplam as diretrizes e os princípios de comportamento ético a que se subordinam os seus administradores, servidores e colaboradores, e programas de </w:t>
+      </w:r>
+      <w:proofErr w:type="spellStart"/>
+      <w:r>
+        <w:rPr>
+          <w:rFonts w:cs="Arial"/>
+          <w:color w:val="auto"/>
+        </w:rPr>
+        <w:t>compliance</w:t>
+      </w:r>
+      <w:proofErr w:type="spellEnd"/>
+      <w:r>
+        <w:rPr>
+          <w:rFonts w:cs="Arial"/>
+          <w:color w:val="auto"/>
+        </w:rPr>
+        <w:t xml:space="preserve"> que estabelecem regras claras para a condução e supervisão das suas atividades, que definem critérios objetivos para avaliação da conformidade de suas condutas com os preceitos legais e com as demais normas a que se sujeitam, contando com estruturas e procedimentos voltados a coibir ou a impedir a prática de infrações à referida Lei e às demais com semelhante ou relacionado escopo e a identificar desvios de conduta de seus administradores, servidores e demais colaboradores a elas direta ou indiretamente vinculados.</w:t>
       </w:r>
     </w:p>
     <w:p>
@@ -7434,6 +7639,7 @@
               </w:rPr>
               <w:t>&lt;</w:t>
             </w:r>
+            <w:proofErr w:type="spellStart"/>
             <w:r>
               <w:rPr>
                 <w:color w:val="990000"/>
@@ -7442,6 +7648,7 @@
               </w:rPr>
               <w:t>dhEmi</w:t>
             </w:r>
+            <w:proofErr w:type="spellEnd"/>
             <w:r>
               <w:rPr>
                 <w:sz w:val="16"/>
@@ -7598,6 +7805,7 @@
               </w:rPr>
               <w:t>&lt;</w:t>
             </w:r>
+            <w:proofErr w:type="spellStart"/>
             <w:r>
               <w:rPr>
                 <w:color w:val="990000"/>
@@ -7606,6 +7814,7 @@
               </w:rPr>
               <w:t>nNF</w:t>
             </w:r>
+            <w:proofErr w:type="spellEnd"/>
             <w:r>
               <w:rPr>
                 <w:sz w:val="16"/>
@@ -7994,6 +8203,7 @@
                 </w:rPr>
                 <w:t>&lt;</w:t>
               </w:r>
+              <w:proofErr w:type="spellStart"/>
               <w:r>
                 <w:rPr>
                   <w:rStyle w:val="Hyperlink"/>
@@ -8003,6 +8213,7 @@
                 </w:rPr>
                 <w:t>emit</w:t>
               </w:r>
+              <w:proofErr w:type="spellEnd"/>
               <w:r>
                 <w:rPr>
                   <w:rStyle w:val="Hyperlink"/>
@@ -8094,6 +8305,7 @@
               </w:rPr>
               <w:t>&lt;</w:t>
             </w:r>
+            <w:proofErr w:type="spellStart"/>
             <w:r>
               <w:rPr>
                 <w:color w:val="990000"/>
@@ -8102,6 +8314,7 @@
               </w:rPr>
               <w:t>xNome</w:t>
             </w:r>
+            <w:proofErr w:type="spellEnd"/>
             <w:r>
               <w:rPr>
                 <w:sz w:val="16"/>
@@ -8184,6 +8397,7 @@
                 </w:rPr>
                 <w:t>&lt;</w:t>
               </w:r>
+              <w:proofErr w:type="spellStart"/>
               <w:r>
                 <w:rPr>
                   <w:rStyle w:val="Hyperlink"/>
@@ -8193,6 +8407,7 @@
                 </w:rPr>
                 <w:t>emit</w:t>
               </w:r>
+              <w:proofErr w:type="spellEnd"/>
               <w:r>
                 <w:rPr>
                   <w:rStyle w:val="Hyperlink"/>
@@ -8362,6 +8577,7 @@
                 </w:rPr>
                 <w:t>&lt;</w:t>
               </w:r>
+              <w:proofErr w:type="spellStart"/>
               <w:r>
                 <w:rPr>
                   <w:rStyle w:val="Hyperlink"/>
@@ -8371,6 +8587,7 @@
                 </w:rPr>
                 <w:t>emit</w:t>
               </w:r>
+              <w:proofErr w:type="spellEnd"/>
               <w:r>
                 <w:rPr>
                   <w:rStyle w:val="Hyperlink"/>
@@ -8540,6 +8757,7 @@
                 </w:rPr>
                 <w:t>&lt;</w:t>
               </w:r>
+              <w:proofErr w:type="spellStart"/>
               <w:r>
                 <w:rPr>
                   <w:rStyle w:val="Hyperlink"/>
@@ -8549,6 +8767,7 @@
                 </w:rPr>
                 <w:t>emit</w:t>
               </w:r>
+              <w:proofErr w:type="spellEnd"/>
               <w:r>
                 <w:rPr>
                   <w:rStyle w:val="Hyperlink"/>
@@ -8628,6 +8847,7 @@
               </w:rPr>
               <w:t>&lt;</w:t>
             </w:r>
+            <w:proofErr w:type="spellStart"/>
             <w:r>
               <w:rPr>
                 <w:color w:val="990000"/>
@@ -8636,6 +8856,7 @@
               </w:rPr>
               <w:t>cMun</w:t>
             </w:r>
+            <w:proofErr w:type="spellEnd"/>
             <w:r>
               <w:rPr>
                 <w:sz w:val="16"/>
@@ -8718,6 +8939,7 @@
                 </w:rPr>
                 <w:t>&lt;</w:t>
               </w:r>
+              <w:proofErr w:type="spellStart"/>
               <w:r>
                 <w:rPr>
                   <w:rStyle w:val="Hyperlink"/>
@@ -8727,6 +8949,7 @@
                 </w:rPr>
                 <w:t>emit</w:t>
               </w:r>
+              <w:proofErr w:type="spellEnd"/>
               <w:r>
                 <w:rPr>
                   <w:rStyle w:val="Hyperlink"/>
@@ -8923,6 +9146,7 @@
               </w:rPr>
               <w:t>&lt;</w:t>
             </w:r>
+            <w:proofErr w:type="spellStart"/>
             <w:r>
               <w:rPr>
                 <w:color w:val="990000"/>
@@ -8931,6 +9155,7 @@
               </w:rPr>
               <w:t>cProd</w:t>
             </w:r>
+            <w:proofErr w:type="spellEnd"/>
             <w:r>
               <w:rPr>
                 <w:sz w:val="16"/>
@@ -9087,6 +9312,7 @@
               </w:rPr>
               <w:t>&lt;</w:t>
             </w:r>
+            <w:proofErr w:type="spellStart"/>
             <w:r>
               <w:rPr>
                 <w:color w:val="990000"/>
@@ -9095,6 +9321,7 @@
               </w:rPr>
               <w:t>xProd</w:t>
             </w:r>
+            <w:proofErr w:type="spellEnd"/>
             <w:r>
               <w:rPr>
                 <w:sz w:val="16"/>
@@ -9386,6 +9613,7 @@
               </w:rPr>
               <w:t>Alíquota de ICMS Interna &lt;</w:t>
             </w:r>
+            <w:proofErr w:type="spellStart"/>
             <w:r>
               <w:rPr>
                 <w:rFonts w:ascii="Consolas" w:hAnsi="Consolas" w:cs="Consolas"/>
@@ -9393,7 +9621,17 @@
                 <w:sz w:val="16"/>
                 <w:szCs w:val="16"/>
               </w:rPr>
-              <w:t>pICMSST&gt;</w:t>
+              <w:t>pICMSST</w:t>
+            </w:r>
+            <w:proofErr w:type="spellEnd"/>
+            <w:r>
+              <w:rPr>
+                <w:rFonts w:ascii="Consolas" w:hAnsi="Consolas" w:cs="Consolas"/>
+                <w:color w:val="A31515"/>
+                <w:sz w:val="16"/>
+                <w:szCs w:val="16"/>
+              </w:rPr>
+              <w:t>&gt;</w:t>
             </w:r>
           </w:p>
         </w:tc>
@@ -9533,6 +9771,7 @@
               </w:rPr>
               <w:t>&lt;</w:t>
             </w:r>
+            <w:proofErr w:type="spellStart"/>
             <w:r>
               <w:rPr>
                 <w:color w:val="990000"/>
@@ -9541,6 +9780,7 @@
               </w:rPr>
               <w:t>uCom</w:t>
             </w:r>
+            <w:proofErr w:type="spellEnd"/>
             <w:r>
               <w:rPr>
                 <w:sz w:val="16"/>
@@ -9686,6 +9926,7 @@
               </w:rPr>
               <w:t>&lt;</w:t>
             </w:r>
+            <w:proofErr w:type="spellStart"/>
             <w:r>
               <w:rPr>
                 <w:color w:val="990000"/>
@@ -9694,6 +9935,7 @@
               </w:rPr>
               <w:t>pRedBC</w:t>
             </w:r>
+            <w:proofErr w:type="spellEnd"/>
             <w:r>
               <w:rPr>
                 <w:sz w:val="16"/>
@@ -9839,6 +10081,7 @@
               </w:rPr>
               <w:t>&lt;</w:t>
             </w:r>
+            <w:proofErr w:type="spellStart"/>
             <w:r>
               <w:rPr>
                 <w:color w:val="990000"/>
@@ -9847,6 +10090,7 @@
               </w:rPr>
               <w:t>pRedBCST</w:t>
             </w:r>
+            <w:proofErr w:type="spellEnd"/>
             <w:r>
               <w:rPr>
                 <w:sz w:val="16"/>
@@ -9992,13 +10236,23 @@
               </w:rPr>
               <w:t>&lt;</w:t>
             </w:r>
+            <w:proofErr w:type="spellStart"/>
             <w:r>
               <w:rPr>
                 <w:color w:val="990000"/>
                 <w:sz w:val="16"/>
                 <w:szCs w:val="16"/>
               </w:rPr>
-              <w:t>cEAN&gt;</w:t>
+              <w:t>cEAN</w:t>
+            </w:r>
+            <w:proofErr w:type="spellEnd"/>
+            <w:r>
+              <w:rPr>
+                <w:color w:val="990000"/>
+                <w:sz w:val="16"/>
+                <w:szCs w:val="16"/>
+              </w:rPr>
+              <w:t>&gt;</w:t>
             </w:r>
           </w:p>
         </w:tc>
@@ -10291,6 +10545,7 @@
               </w:rPr>
               <w:t>&lt;</w:t>
             </w:r>
+            <w:proofErr w:type="spellStart"/>
             <w:r>
               <w:rPr>
                 <w:color w:val="990000"/>
@@ -10299,6 +10554,7 @@
               </w:rPr>
               <w:t>qTrib</w:t>
             </w:r>
+            <w:proofErr w:type="spellEnd"/>
             <w:r>
               <w:rPr>
                 <w:sz w:val="16"/>
@@ -10455,6 +10711,7 @@
               </w:rPr>
               <w:t>&lt;</w:t>
             </w:r>
+            <w:proofErr w:type="spellStart"/>
             <w:r>
               <w:rPr>
                 <w:color w:val="990000"/>
@@ -10463,6 +10720,7 @@
               </w:rPr>
               <w:t>vUnTrib</w:t>
             </w:r>
+            <w:proofErr w:type="spellEnd"/>
             <w:r>
               <w:rPr>
                 <w:sz w:val="16"/>
@@ -10601,6 +10859,7 @@
               </w:rPr>
               <w:t>Base de ICMS Total &lt;</w:t>
             </w:r>
+            <w:proofErr w:type="spellStart"/>
             <w:r>
               <w:rPr>
                 <w:rFonts w:ascii="Consolas" w:hAnsi="Consolas" w:cs="Consolas"/>
@@ -10608,7 +10867,17 @@
                 <w:sz w:val="16"/>
                 <w:szCs w:val="16"/>
               </w:rPr>
-              <w:t>vBC&gt;</w:t>
+              <w:t>vBC</w:t>
+            </w:r>
+            <w:proofErr w:type="spellEnd"/>
+            <w:r>
+              <w:rPr>
+                <w:rFonts w:ascii="Consolas" w:hAnsi="Consolas" w:cs="Consolas"/>
+                <w:color w:val="A31515"/>
+                <w:sz w:val="16"/>
+                <w:szCs w:val="16"/>
+              </w:rPr>
+              <w:t>&gt;</w:t>
             </w:r>
           </w:p>
         </w:tc>
@@ -10741,6 +11010,7 @@
               </w:rPr>
               <w:t>Base de ST Total &lt;</w:t>
             </w:r>
+            <w:proofErr w:type="spellStart"/>
             <w:r>
               <w:rPr>
                 <w:rFonts w:ascii="Consolas" w:hAnsi="Consolas" w:cs="Consolas"/>
@@ -10748,7 +11018,17 @@
                 <w:sz w:val="16"/>
                 <w:szCs w:val="16"/>
               </w:rPr>
-              <w:t>vBCST&gt;</w:t>
+              <w:t>vBCST</w:t>
+            </w:r>
+            <w:proofErr w:type="spellEnd"/>
+            <w:r>
+              <w:rPr>
+                <w:rFonts w:ascii="Consolas" w:hAnsi="Consolas" w:cs="Consolas"/>
+                <w:color w:val="A31515"/>
+                <w:sz w:val="16"/>
+                <w:szCs w:val="16"/>
+              </w:rPr>
+              <w:t>&gt;</w:t>
             </w:r>
           </w:p>
         </w:tc>
@@ -10881,6 +11161,7 @@
               </w:rPr>
               <w:t>Alíquota de ICMS da Entrada &lt;</w:t>
             </w:r>
+            <w:proofErr w:type="spellStart"/>
             <w:r>
               <w:rPr>
                 <w:rFonts w:ascii="Consolas" w:hAnsi="Consolas" w:cs="Consolas"/>
@@ -10888,7 +11169,17 @@
                 <w:sz w:val="16"/>
                 <w:szCs w:val="16"/>
               </w:rPr>
-              <w:t>pICMS&gt;</w:t>
+              <w:t>pICMS</w:t>
+            </w:r>
+            <w:proofErr w:type="spellEnd"/>
+            <w:r>
+              <w:rPr>
+                <w:rFonts w:ascii="Consolas" w:hAnsi="Consolas" w:cs="Consolas"/>
+                <w:color w:val="A31515"/>
+                <w:sz w:val="16"/>
+                <w:szCs w:val="16"/>
+              </w:rPr>
+              <w:t>&gt;</w:t>
             </w:r>
           </w:p>
         </w:tc>
@@ -11299,8 +11590,29 @@
                 <w:sz w:val="16"/>
                 <w:szCs w:val="16"/>
               </w:rPr>
-              <w:t>Chave da Nfe &lt;</w:t>
-            </w:r>
+              <w:t xml:space="preserve">Chave da </w:t>
+            </w:r>
+            <w:proofErr w:type="spellStart"/>
+            <w:r>
+              <w:rPr>
+                <w:rFonts w:ascii="Calibri" w:hAnsi="Calibri" w:cs="Calibri"/>
+                <w:color w:val="000000"/>
+                <w:sz w:val="16"/>
+                <w:szCs w:val="16"/>
+              </w:rPr>
+              <w:t>Nfe</w:t>
+            </w:r>
+            <w:proofErr w:type="spellEnd"/>
+            <w:r>
+              <w:rPr>
+                <w:rFonts w:ascii="Calibri" w:hAnsi="Calibri" w:cs="Calibri"/>
+                <w:color w:val="000000"/>
+                <w:sz w:val="16"/>
+                <w:szCs w:val="16"/>
+              </w:rPr>
+              <w:t xml:space="preserve"> &lt;</w:t>
+            </w:r>
+            <w:proofErr w:type="spellStart"/>
             <w:r>
               <w:rPr>
                 <w:rFonts w:ascii="Consolas" w:hAnsi="Consolas" w:cs="Consolas"/>
@@ -11308,7 +11620,17 @@
                 <w:sz w:val="16"/>
                 <w:szCs w:val="16"/>
               </w:rPr>
-              <w:t>chave_nfe&gt;</w:t>
+              <w:t>chave_nfe</w:t>
+            </w:r>
+            <w:proofErr w:type="spellEnd"/>
+            <w:r>
+              <w:rPr>
+                <w:rFonts w:ascii="Consolas" w:hAnsi="Consolas" w:cs="Consolas"/>
+                <w:color w:val="A31515"/>
+                <w:sz w:val="16"/>
+                <w:szCs w:val="16"/>
+              </w:rPr>
+              <w:t>&gt;</w:t>
             </w:r>
           </w:p>
         </w:tc>
@@ -11441,6 +11763,7 @@
               </w:rPr>
               <w:t>Base de ST do Retido &lt;</w:t>
             </w:r>
+            <w:proofErr w:type="spellStart"/>
             <w:r>
               <w:rPr>
                 <w:rFonts w:ascii="Consolas" w:hAnsi="Consolas" w:cs="Consolas"/>
@@ -11448,7 +11771,17 @@
                 <w:sz w:val="16"/>
                 <w:szCs w:val="16"/>
               </w:rPr>
-              <w:t>vBCSTRet&gt;</w:t>
+              <w:t>vBCSTRet</w:t>
+            </w:r>
+            <w:proofErr w:type="spellEnd"/>
+            <w:r>
+              <w:rPr>
+                <w:rFonts w:ascii="Consolas" w:hAnsi="Consolas" w:cs="Consolas"/>
+                <w:color w:val="A31515"/>
+                <w:sz w:val="16"/>
+                <w:szCs w:val="16"/>
+              </w:rPr>
+              <w:t>&gt;</w:t>
             </w:r>
           </w:p>
         </w:tc>
@@ -11581,6 +11914,7 @@
               </w:rPr>
               <w:t>Valor do Próprio Retido Anteriormente  &lt;</w:t>
             </w:r>
+            <w:proofErr w:type="spellStart"/>
             <w:r>
               <w:rPr>
                 <w:rFonts w:ascii="Consolas" w:hAnsi="Consolas" w:cs="Consolas"/>
@@ -11588,7 +11922,17 @@
                 <w:sz w:val="16"/>
                 <w:szCs w:val="16"/>
               </w:rPr>
-              <w:t>vICMSSubstituto&gt;</w:t>
+              <w:t>vICMSSubstituto</w:t>
+            </w:r>
+            <w:proofErr w:type="spellEnd"/>
+            <w:r>
+              <w:rPr>
+                <w:rFonts w:ascii="Consolas" w:hAnsi="Consolas" w:cs="Consolas"/>
+                <w:color w:val="A31515"/>
+                <w:sz w:val="16"/>
+                <w:szCs w:val="16"/>
+              </w:rPr>
+              <w:t>&gt;</w:t>
             </w:r>
           </w:p>
         </w:tc>
@@ -11721,6 +12065,7 @@
               </w:rPr>
               <w:t>Valor de ST do Retido &lt;</w:t>
             </w:r>
+            <w:proofErr w:type="spellStart"/>
             <w:r>
               <w:rPr>
                 <w:rFonts w:ascii="Consolas" w:hAnsi="Consolas" w:cs="Consolas"/>
@@ -11728,7 +12073,17 @@
                 <w:sz w:val="16"/>
                 <w:szCs w:val="16"/>
               </w:rPr>
-              <w:t>vICMSSTRet&gt;</w:t>
+              <w:t>vICMSSTRet</w:t>
+            </w:r>
+            <w:proofErr w:type="spellEnd"/>
+            <w:r>
+              <w:rPr>
+                <w:rFonts w:ascii="Consolas" w:hAnsi="Consolas" w:cs="Consolas"/>
+                <w:color w:val="A31515"/>
+                <w:sz w:val="16"/>
+                <w:szCs w:val="16"/>
+              </w:rPr>
+              <w:t>&gt;</w:t>
             </w:r>
           </w:p>
         </w:tc>
@@ -12100,7 +12455,47 @@
                 <w:sz w:val="16"/>
                 <w:szCs w:val="16"/>
               </w:rPr>
-              <w:t>Os valores devem ser separados por pipe "|" ou ponto e vírgula ";" em arquivo txt ou Excel.</w:t>
+              <w:t xml:space="preserve">Os valores devem ser separados por </w:t>
+            </w:r>
+            <w:proofErr w:type="spellStart"/>
+            <w:r>
+              <w:rPr>
+                <w:rFonts w:ascii="Calibri" w:hAnsi="Calibri" w:cs="Calibri"/>
+                <w:color w:val="000000"/>
+                <w:sz w:val="16"/>
+                <w:szCs w:val="16"/>
+              </w:rPr>
+              <w:t>pipe</w:t>
+            </w:r>
+            <w:proofErr w:type="spellEnd"/>
+            <w:r>
+              <w:rPr>
+                <w:rFonts w:ascii="Calibri" w:hAnsi="Calibri" w:cs="Calibri"/>
+                <w:color w:val="000000"/>
+                <w:sz w:val="16"/>
+                <w:szCs w:val="16"/>
+              </w:rPr>
+              <w:t xml:space="preserve"> "|" ou ponto e vírgula ";" em arquivo </w:t>
+            </w:r>
+            <w:proofErr w:type="spellStart"/>
+            <w:r>
+              <w:rPr>
+                <w:rFonts w:ascii="Calibri" w:hAnsi="Calibri" w:cs="Calibri"/>
+                <w:color w:val="000000"/>
+                <w:sz w:val="16"/>
+                <w:szCs w:val="16"/>
+              </w:rPr>
+              <w:t>txt</w:t>
+            </w:r>
+            <w:proofErr w:type="spellEnd"/>
+            <w:r>
+              <w:rPr>
+                <w:rFonts w:ascii="Calibri" w:hAnsi="Calibri" w:cs="Calibri"/>
+                <w:color w:val="000000"/>
+                <w:sz w:val="16"/>
+                <w:szCs w:val="16"/>
+              </w:rPr>
+              <w:t xml:space="preserve"> ou Excel.</w:t>
             </w:r>
           </w:p>
         </w:tc>
@@ -12366,7 +12761,7 @@
 </file>
 
 <file path=word/endnotes.xml><?xml version="1.0" encoding="utf-8"?>
-<w:endnotes xmlns:wpc="http://schemas.microsoft.com/office/word/2010/wordprocessingCanvas" xmlns:cx="http://schemas.microsoft.com/office/drawing/2014/chartex" xmlns:cx1="http://schemas.microsoft.com/office/drawing/2015/9/8/chartex" xmlns:cx2="http://schemas.microsoft.com/office/drawing/2015/10/21/chartex" xmlns:cx3="http://schemas.microsoft.com/office/drawing/2016/5/9/chartex" xmlns:cx4="http://schemas.microsoft.com/office/drawing/2016/5/10/chartex" xmlns:cx5="http://schemas.microsoft.com/office/drawing/2016/5/11/chartex" xmlns:cx6="http://schemas.microsoft.com/office/drawing/2016/5/12/chartex" xmlns:cx7="http://schemas.microsoft.com/office/drawing/2016/5/13/chartex" xmlns:cx8="http://schemas.microsoft.com/office/drawing/2016/5/14/chartex" xmlns:mc="http://schemas.openxmlformats.org/markup-compatibility/2006" xmlns:aink="http://schemas.microsoft.com/office/drawing/2016/ink" xmlns:am3d="http://schemas.microsoft.com/office/drawing/2017/model3d" xmlns:o="urn:schemas-microsoft-com:office:office" xmlns:oel="http://schemas.microsoft.com/office/2019/extlst" xmlns:r="http://schemas.openxmlformats.org/officeDocument/2006/relationships" xmlns:m="http://schemas.openxmlformats.org/officeDocument/2006/math" xmlns:v="urn:schemas-microsoft-com:vml" xmlns:wp14="http://schemas.microsoft.com/office/word/2010/wordprocessingDrawing" xmlns:wp="http://schemas.openxmlformats.org/drawingml/2006/wordprocessingDrawing" xmlns:w10="urn:schemas-microsoft-com:office:word" xmlns:w="http://schemas.openxmlformats.org/wordprocessingml/2006/main" xmlns:w14="http://schemas.microsoft.com/office/word/2010/wordml" xmlns:w15="http://schemas.microsoft.com/office/word/2012/wordml" xmlns:w16cex="http://schemas.microsoft.com/office/word/2018/wordml/cex" xmlns:w16cid="http://schemas.microsoft.com/office/word/2016/wordml/cid" xmlns:w16="http://schemas.microsoft.com/office/word/2018/wordml" xmlns:w16du="http://schemas.microsoft.com/office/word/2023/wordml/word16du" xmlns:w16sdtdh="http://schemas.microsoft.com/office/word/2020/wordml/sdtdatahash" xmlns:w16sdtfl="http://schemas.microsoft.com/office/word/2024/wordml/sdtformatlock" xmlns:w16se="http://schemas.microsoft.com/office/word/2015/wordml/symex" xmlns:wpg="http://schemas.microsoft.com/office/word/2010/wordprocessingGroup" xmlns:wpi="http://schemas.microsoft.com/office/word/2010/wordprocessingInk" xmlns:wne="http://schemas.microsoft.com/office/word/2006/wordml" xmlns:wps="http://schemas.microsoft.com/office/word/2010/wordprocessingShape" mc:Ignorable="w14 w15 w16se w16cid w16 w16cex w16sdtdh w16sdtfl w16du wp14">
+<w:endnotes xmlns:wpc="http://schemas.microsoft.com/office/word/2010/wordprocessingCanvas" xmlns:cx="http://schemas.microsoft.com/office/drawing/2014/chartex" xmlns:cx1="http://schemas.microsoft.com/office/drawing/2015/9/8/chartex" xmlns:cx2="http://schemas.microsoft.com/office/drawing/2015/10/21/chartex" xmlns:cx3="http://schemas.microsoft.com/office/drawing/2016/5/9/chartex" xmlns:cx4="http://schemas.microsoft.com/office/drawing/2016/5/10/chartex" xmlns:cx5="http://schemas.microsoft.com/office/drawing/2016/5/11/chartex" xmlns:cx6="http://schemas.microsoft.com/office/drawing/2016/5/12/chartex" xmlns:cx7="http://schemas.microsoft.com/office/drawing/2016/5/13/chartex" xmlns:cx8="http://schemas.microsoft.com/office/drawing/2016/5/14/chartex" xmlns:mc="http://schemas.openxmlformats.org/markup-compatibility/2006" xmlns:aink="http://schemas.microsoft.com/office/drawing/2016/ink" xmlns:am3d="http://schemas.microsoft.com/office/drawing/2017/model3d" xmlns:o="urn:schemas-microsoft-com:office:office" xmlns:r="http://schemas.openxmlformats.org/officeDocument/2006/relationships" xmlns:m="http://schemas.openxmlformats.org/officeDocument/2006/math" xmlns:v="urn:schemas-microsoft-com:vml" xmlns:wp14="http://schemas.microsoft.com/office/word/2010/wordprocessingDrawing" xmlns:wp="http://schemas.openxmlformats.org/drawingml/2006/wordprocessingDrawing" xmlns:w10="urn:schemas-microsoft-com:office:word" xmlns:w="http://schemas.openxmlformats.org/wordprocessingml/2006/main" xmlns:w14="http://schemas.microsoft.com/office/word/2010/wordml" xmlns:w15="http://schemas.microsoft.com/office/word/2012/wordml" xmlns:w16cex="http://schemas.microsoft.com/office/word/2018/wordml/cex" xmlns:w16cid="http://schemas.microsoft.com/office/word/2016/wordml/cid" xmlns:w16="http://schemas.microsoft.com/office/word/2018/wordml" xmlns:w16sdtdh="http://schemas.microsoft.com/office/word/2020/wordml/sdtdatahash" xmlns:w16se="http://schemas.microsoft.com/office/word/2015/wordml/symex" xmlns:wpg="http://schemas.microsoft.com/office/word/2010/wordprocessingGroup" xmlns:wpi="http://schemas.microsoft.com/office/word/2010/wordprocessingInk" xmlns:wne="http://schemas.microsoft.com/office/word/2006/wordml" xmlns:wps="http://schemas.microsoft.com/office/word/2010/wordprocessingShape" mc:Ignorable="w14 w15 w16se w16cid w16 w16cex w16sdtdh wp14">
   <w:endnote w:type="separator" w:id="-1">
     <w:p>
       <w:r>
@@ -12385,7 +12780,7 @@
 </file>
 
 <file path=word/footer1.xml><?xml version="1.0" encoding="utf-8"?>
-<w:ftr xmlns:wpc="http://schemas.microsoft.com/office/word/2010/wordprocessingCanvas" xmlns:cx="http://schemas.microsoft.com/office/drawing/2014/chartex" xmlns:cx1="http://schemas.microsoft.com/office/drawing/2015/9/8/chartex" xmlns:cx2="http://schemas.microsoft.com/office/drawing/2015/10/21/chartex" xmlns:cx3="http://schemas.microsoft.com/office/drawing/2016/5/9/chartex" xmlns:cx4="http://schemas.microsoft.com/office/drawing/2016/5/10/chartex" xmlns:cx5="http://schemas.microsoft.com/office/drawing/2016/5/11/chartex" xmlns:cx6="http://schemas.microsoft.com/office/drawing/2016/5/12/chartex" xmlns:cx7="http://schemas.microsoft.com/office/drawing/2016/5/13/chartex" xmlns:cx8="http://schemas.microsoft.com/office/drawing/2016/5/14/chartex" xmlns:mc="http://schemas.openxmlformats.org/markup-compatibility/2006" xmlns:aink="http://schemas.microsoft.com/office/drawing/2016/ink" xmlns:am3d="http://schemas.microsoft.com/office/drawing/2017/model3d" xmlns:o="urn:schemas-microsoft-com:office:office" xmlns:oel="http://schemas.microsoft.com/office/2019/extlst" xmlns:r="http://schemas.openxmlformats.org/officeDocument/2006/relationships" xmlns:m="http://schemas.openxmlformats.org/officeDocument/2006/math" xmlns:v="urn:schemas-microsoft-com:vml" xmlns:wp14="http://schemas.microsoft.com/office/word/2010/wordprocessingDrawing" xmlns:wp="http://schemas.openxmlformats.org/drawingml/2006/wordprocessingDrawing" xmlns:w10="urn:schemas-microsoft-com:office:word" xmlns:w="http://schemas.openxmlformats.org/wordprocessingml/2006/main" xmlns:w14="http://schemas.microsoft.com/office/word/2010/wordml" xmlns:w15="http://schemas.microsoft.com/office/word/2012/wordml" xmlns:w16cex="http://schemas.microsoft.com/office/word/2018/wordml/cex" xmlns:w16cid="http://schemas.microsoft.com/office/word/2016/wordml/cid" xmlns:w16="http://schemas.microsoft.com/office/word/2018/wordml" xmlns:w16du="http://schemas.microsoft.com/office/word/2023/wordml/word16du" xmlns:w16sdtdh="http://schemas.microsoft.com/office/word/2020/wordml/sdtdatahash" xmlns:w16sdtfl="http://schemas.microsoft.com/office/word/2024/wordml/sdtformatlock" xmlns:w16se="http://schemas.microsoft.com/office/word/2015/wordml/symex" xmlns:wpg="http://schemas.microsoft.com/office/word/2010/wordprocessingGroup" xmlns:wpi="http://schemas.microsoft.com/office/word/2010/wordprocessingInk" xmlns:wne="http://schemas.microsoft.com/office/word/2006/wordml" xmlns:wps="http://schemas.microsoft.com/office/word/2010/wordprocessingShape" mc:Ignorable="w14 w15 w16se w16cid w16 w16cex w16sdtdh w16sdtfl w16du wp14">
+<w:ftr xmlns:wpc="http://schemas.microsoft.com/office/word/2010/wordprocessingCanvas" xmlns:cx="http://schemas.microsoft.com/office/drawing/2014/chartex" xmlns:cx1="http://schemas.microsoft.com/office/drawing/2015/9/8/chartex" xmlns:cx2="http://schemas.microsoft.com/office/drawing/2015/10/21/chartex" xmlns:cx3="http://schemas.microsoft.com/office/drawing/2016/5/9/chartex" xmlns:cx4="http://schemas.microsoft.com/office/drawing/2016/5/10/chartex" xmlns:cx5="http://schemas.microsoft.com/office/drawing/2016/5/11/chartex" xmlns:cx6="http://schemas.microsoft.com/office/drawing/2016/5/12/chartex" xmlns:cx7="http://schemas.microsoft.com/office/drawing/2016/5/13/chartex" xmlns:cx8="http://schemas.microsoft.com/office/drawing/2016/5/14/chartex" xmlns:mc="http://schemas.openxmlformats.org/markup-compatibility/2006" xmlns:aink="http://schemas.microsoft.com/office/drawing/2016/ink" xmlns:am3d="http://schemas.microsoft.com/office/drawing/2017/model3d" xmlns:o="urn:schemas-microsoft-com:office:office" xmlns:r="http://schemas.openxmlformats.org/officeDocument/2006/relationships" xmlns:m="http://schemas.openxmlformats.org/officeDocument/2006/math" xmlns:v="urn:schemas-microsoft-com:vml" xmlns:wp14="http://schemas.microsoft.com/office/word/2010/wordprocessingDrawing" xmlns:wp="http://schemas.openxmlformats.org/drawingml/2006/wordprocessingDrawing" xmlns:w10="urn:schemas-microsoft-com:office:word" xmlns:w="http://schemas.openxmlformats.org/wordprocessingml/2006/main" xmlns:w14="http://schemas.microsoft.com/office/word/2010/wordml" xmlns:w15="http://schemas.microsoft.com/office/word/2012/wordml" xmlns:w16cex="http://schemas.microsoft.com/office/word/2018/wordml/cex" xmlns:w16cid="http://schemas.microsoft.com/office/word/2016/wordml/cid" xmlns:w16="http://schemas.microsoft.com/office/word/2018/wordml" xmlns:w16sdtdh="http://schemas.microsoft.com/office/word/2020/wordml/sdtdatahash" xmlns:w16se="http://schemas.microsoft.com/office/word/2015/wordml/symex" xmlns:wpg="http://schemas.microsoft.com/office/word/2010/wordprocessingGroup" xmlns:wpi="http://schemas.microsoft.com/office/word/2010/wordprocessingInk" xmlns:wne="http://schemas.microsoft.com/office/word/2006/wordml" xmlns:wps="http://schemas.microsoft.com/office/word/2010/wordprocessingShape" mc:Ignorable="w14 w15 w16se w16cid w16 w16cex w16sdtdh wp14">
   <w:p>
     <w:pPr>
       <w:pStyle w:val="Rodap"/>
@@ -12419,7 +12814,7 @@
 </file>
 
 <file path=word/footnotes.xml><?xml version="1.0" encoding="utf-8"?>
-<w:footnotes xmlns:wpc="http://schemas.microsoft.com/office/word/2010/wordprocessingCanvas" xmlns:cx="http://schemas.microsoft.com/office/drawing/2014/chartex" xmlns:cx1="http://schemas.microsoft.com/office/drawing/2015/9/8/chartex" xmlns:cx2="http://schemas.microsoft.com/office/drawing/2015/10/21/chartex" xmlns:cx3="http://schemas.microsoft.com/office/drawing/2016/5/9/chartex" xmlns:cx4="http://schemas.microsoft.com/office/drawing/2016/5/10/chartex" xmlns:cx5="http://schemas.microsoft.com/office/drawing/2016/5/11/chartex" xmlns:cx6="http://schemas.microsoft.com/office/drawing/2016/5/12/chartex" xmlns:cx7="http://schemas.microsoft.com/office/drawing/2016/5/13/chartex" xmlns:cx8="http://schemas.microsoft.com/office/drawing/2016/5/14/chartex" xmlns:mc="http://schemas.openxmlformats.org/markup-compatibility/2006" xmlns:aink="http://schemas.microsoft.com/office/drawing/2016/ink" xmlns:am3d="http://schemas.microsoft.com/office/drawing/2017/model3d" xmlns:o="urn:schemas-microsoft-com:office:office" xmlns:oel="http://schemas.microsoft.com/office/2019/extlst" xmlns:r="http://schemas.openxmlformats.org/officeDocument/2006/relationships" xmlns:m="http://schemas.openxmlformats.org/officeDocument/2006/math" xmlns:v="urn:schemas-microsoft-com:vml" xmlns:wp14="http://schemas.microsoft.com/office/word/2010/wordprocessingDrawing" xmlns:wp="http://schemas.openxmlformats.org/drawingml/2006/wordprocessingDrawing" xmlns:w10="urn:schemas-microsoft-com:office:word" xmlns:w="http://schemas.openxmlformats.org/wordprocessingml/2006/main" xmlns:w14="http://schemas.microsoft.com/office/word/2010/wordml" xmlns:w15="http://schemas.microsoft.com/office/word/2012/wordml" xmlns:w16cex="http://schemas.microsoft.com/office/word/2018/wordml/cex" xmlns:w16cid="http://schemas.microsoft.com/office/word/2016/wordml/cid" xmlns:w16="http://schemas.microsoft.com/office/word/2018/wordml" xmlns:w16du="http://schemas.microsoft.com/office/word/2023/wordml/word16du" xmlns:w16sdtdh="http://schemas.microsoft.com/office/word/2020/wordml/sdtdatahash" xmlns:w16sdtfl="http://schemas.microsoft.com/office/word/2024/wordml/sdtformatlock" xmlns:w16se="http://schemas.microsoft.com/office/word/2015/wordml/symex" xmlns:wpg="http://schemas.microsoft.com/office/word/2010/wordprocessingGroup" xmlns:wpi="http://schemas.microsoft.com/office/word/2010/wordprocessingInk" xmlns:wne="http://schemas.microsoft.com/office/word/2006/wordml" xmlns:wps="http://schemas.microsoft.com/office/word/2010/wordprocessingShape" mc:Ignorable="w14 w15 w16se w16cid w16 w16cex w16sdtdh w16sdtfl w16du wp14">
+<w:footnotes xmlns:wpc="http://schemas.microsoft.com/office/word/2010/wordprocessingCanvas" xmlns:cx="http://schemas.microsoft.com/office/drawing/2014/chartex" xmlns:cx1="http://schemas.microsoft.com/office/drawing/2015/9/8/chartex" xmlns:cx2="http://schemas.microsoft.com/office/drawing/2015/10/21/chartex" xmlns:cx3="http://schemas.microsoft.com/office/drawing/2016/5/9/chartex" xmlns:cx4="http://schemas.microsoft.com/office/drawing/2016/5/10/chartex" xmlns:cx5="http://schemas.microsoft.com/office/drawing/2016/5/11/chartex" xmlns:cx6="http://schemas.microsoft.com/office/drawing/2016/5/12/chartex" xmlns:cx7="http://schemas.microsoft.com/office/drawing/2016/5/13/chartex" xmlns:cx8="http://schemas.microsoft.com/office/drawing/2016/5/14/chartex" xmlns:mc="http://schemas.openxmlformats.org/markup-compatibility/2006" xmlns:aink="http://schemas.microsoft.com/office/drawing/2016/ink" xmlns:am3d="http://schemas.microsoft.com/office/drawing/2017/model3d" xmlns:o="urn:schemas-microsoft-com:office:office" xmlns:r="http://schemas.openxmlformats.org/officeDocument/2006/relationships" xmlns:m="http://schemas.openxmlformats.org/officeDocument/2006/math" xmlns:v="urn:schemas-microsoft-com:vml" xmlns:wp14="http://schemas.microsoft.com/office/word/2010/wordprocessingDrawing" xmlns:wp="http://schemas.openxmlformats.org/drawingml/2006/wordprocessingDrawing" xmlns:w10="urn:schemas-microsoft-com:office:word" xmlns:w="http://schemas.openxmlformats.org/wordprocessingml/2006/main" xmlns:w14="http://schemas.microsoft.com/office/word/2010/wordml" xmlns:w15="http://schemas.microsoft.com/office/word/2012/wordml" xmlns:w16cex="http://schemas.microsoft.com/office/word/2018/wordml/cex" xmlns:w16cid="http://schemas.microsoft.com/office/word/2016/wordml/cid" xmlns:w16="http://schemas.microsoft.com/office/word/2018/wordml" xmlns:w16sdtdh="http://schemas.microsoft.com/office/word/2020/wordml/sdtdatahash" xmlns:w16se="http://schemas.microsoft.com/office/word/2015/wordml/symex" xmlns:wpg="http://schemas.microsoft.com/office/word/2010/wordprocessingGroup" xmlns:wpi="http://schemas.microsoft.com/office/word/2010/wordprocessingInk" xmlns:wne="http://schemas.microsoft.com/office/word/2006/wordml" xmlns:wps="http://schemas.microsoft.com/office/word/2010/wordprocessingShape" mc:Ignorable="w14 w15 w16se w16cid w16 w16cex w16sdtdh wp14">
   <w:footnote w:type="separator" w:id="-1">
     <w:p>
       <w:r>
@@ -12438,7 +12833,7 @@
 </file>
 
 <file path=word/header1.xml><?xml version="1.0" encoding="utf-8"?>
-<w:hdr xmlns:wpc="http://schemas.microsoft.com/office/word/2010/wordprocessingCanvas" xmlns:cx="http://schemas.microsoft.com/office/drawing/2014/chartex" xmlns:cx1="http://schemas.microsoft.com/office/drawing/2015/9/8/chartex" xmlns:cx2="http://schemas.microsoft.com/office/drawing/2015/10/21/chartex" xmlns:cx3="http://schemas.microsoft.com/office/drawing/2016/5/9/chartex" xmlns:cx4="http://schemas.microsoft.com/office/drawing/2016/5/10/chartex" xmlns:cx5="http://schemas.microsoft.com/office/drawing/2016/5/11/chartex" xmlns:cx6="http://schemas.microsoft.com/office/drawing/2016/5/12/chartex" xmlns:cx7="http://schemas.microsoft.com/office/drawing/2016/5/13/chartex" xmlns:cx8="http://schemas.microsoft.com/office/drawing/2016/5/14/chartex" xmlns:mc="http://schemas.openxmlformats.org/markup-compatibility/2006" xmlns:aink="http://schemas.microsoft.com/office/drawing/2016/ink" xmlns:am3d="http://schemas.microsoft.com/office/drawing/2017/model3d" xmlns:o="urn:schemas-microsoft-com:office:office" xmlns:oel="http://schemas.microsoft.com/office/2019/extlst" xmlns:r="http://schemas.openxmlformats.org/officeDocument/2006/relationships" xmlns:m="http://schemas.openxmlformats.org/officeDocument/2006/math" xmlns:v="urn:schemas-microsoft-com:vml" xmlns:wp14="http://schemas.microsoft.com/office/word/2010/wordprocessingDrawing" xmlns:wp="http://schemas.openxmlformats.org/drawingml/2006/wordprocessingDrawing" xmlns:w10="urn:schemas-microsoft-com:office:word" xmlns:w="http://schemas.openxmlformats.org/wordprocessingml/2006/main" xmlns:w14="http://schemas.microsoft.com/office/word/2010/wordml" xmlns:w15="http://schemas.microsoft.com/office/word/2012/wordml" xmlns:w16cex="http://schemas.microsoft.com/office/word/2018/wordml/cex" xmlns:w16cid="http://schemas.microsoft.com/office/word/2016/wordml/cid" xmlns:w16="http://schemas.microsoft.com/office/word/2018/wordml" xmlns:w16du="http://schemas.microsoft.com/office/word/2023/wordml/word16du" xmlns:w16sdtdh="http://schemas.microsoft.com/office/word/2020/wordml/sdtdatahash" xmlns:w16sdtfl="http://schemas.microsoft.com/office/word/2024/wordml/sdtformatlock" xmlns:w16se="http://schemas.microsoft.com/office/word/2015/wordml/symex" xmlns:wpg="http://schemas.microsoft.com/office/word/2010/wordprocessingGroup" xmlns:wpi="http://schemas.microsoft.com/office/word/2010/wordprocessingInk" xmlns:wne="http://schemas.microsoft.com/office/word/2006/wordml" xmlns:wps="http://schemas.microsoft.com/office/word/2010/wordprocessingShape" mc:Ignorable="w14 w15 w16se w16cid w16 w16cex w16sdtdh w16sdtfl w16du wp14">
+<w:hdr xmlns:wpc="http://schemas.microsoft.com/office/word/2010/wordprocessingCanvas" xmlns:cx="http://schemas.microsoft.com/office/drawing/2014/chartex" xmlns:cx1="http://schemas.microsoft.com/office/drawing/2015/9/8/chartex" xmlns:cx2="http://schemas.microsoft.com/office/drawing/2015/10/21/chartex" xmlns:cx3="http://schemas.microsoft.com/office/drawing/2016/5/9/chartex" xmlns:cx4="http://schemas.microsoft.com/office/drawing/2016/5/10/chartex" xmlns:cx5="http://schemas.microsoft.com/office/drawing/2016/5/11/chartex" xmlns:cx6="http://schemas.microsoft.com/office/drawing/2016/5/12/chartex" xmlns:cx7="http://schemas.microsoft.com/office/drawing/2016/5/13/chartex" xmlns:cx8="http://schemas.microsoft.com/office/drawing/2016/5/14/chartex" xmlns:mc="http://schemas.openxmlformats.org/markup-compatibility/2006" xmlns:aink="http://schemas.microsoft.com/office/drawing/2016/ink" xmlns:am3d="http://schemas.microsoft.com/office/drawing/2017/model3d" xmlns:o="urn:schemas-microsoft-com:office:office" xmlns:r="http://schemas.openxmlformats.org/officeDocument/2006/relationships" xmlns:m="http://schemas.openxmlformats.org/officeDocument/2006/math" xmlns:v="urn:schemas-microsoft-com:vml" xmlns:wp14="http://schemas.microsoft.com/office/word/2010/wordprocessingDrawing" xmlns:wp="http://schemas.openxmlformats.org/drawingml/2006/wordprocessingDrawing" xmlns:w10="urn:schemas-microsoft-com:office:word" xmlns:w="http://schemas.openxmlformats.org/wordprocessingml/2006/main" xmlns:w14="http://schemas.microsoft.com/office/word/2010/wordml" xmlns:w15="http://schemas.microsoft.com/office/word/2012/wordml" xmlns:w16cex="http://schemas.microsoft.com/office/word/2018/wordml/cex" xmlns:w16cid="http://schemas.microsoft.com/office/word/2016/wordml/cid" xmlns:w16="http://schemas.microsoft.com/office/word/2018/wordml" xmlns:w16sdtdh="http://schemas.microsoft.com/office/word/2020/wordml/sdtdatahash" xmlns:w16se="http://schemas.microsoft.com/office/word/2015/wordml/symex" xmlns:wpg="http://schemas.microsoft.com/office/word/2010/wordprocessingGroup" xmlns:wpi="http://schemas.microsoft.com/office/word/2010/wordprocessingInk" xmlns:wne="http://schemas.microsoft.com/office/word/2006/wordml" xmlns:wps="http://schemas.microsoft.com/office/word/2010/wordprocessingShape" mc:Ignorable="w14 w15 w16se w16cid w16 w16cex w16sdtdh wp14">
   <w:p>
     <w:pPr>
       <w:pStyle w:val="Cabealho"/>
@@ -12512,7 +12907,7 @@
 </file>
 
 <file path=word/numbering.xml><?xml version="1.0" encoding="utf-8"?>
-<w:numbering xmlns:wpc="http://schemas.microsoft.com/office/word/2010/wordprocessingCanvas" xmlns:cx="http://schemas.microsoft.com/office/drawing/2014/chartex" xmlns:cx1="http://schemas.microsoft.com/office/drawing/2015/9/8/chartex" xmlns:cx2="http://schemas.microsoft.com/office/drawing/2015/10/21/chartex" xmlns:cx3="http://schemas.microsoft.com/office/drawing/2016/5/9/chartex" xmlns:cx4="http://schemas.microsoft.com/office/drawing/2016/5/10/chartex" xmlns:cx5="http://schemas.microsoft.com/office/drawing/2016/5/11/chartex" xmlns:cx6="http://schemas.microsoft.com/office/drawing/2016/5/12/chartex" xmlns:cx7="http://schemas.microsoft.com/office/drawing/2016/5/13/chartex" xmlns:cx8="http://schemas.microsoft.com/office/drawing/2016/5/14/chartex" xmlns:mc="http://schemas.openxmlformats.org/markup-compatibility/2006" xmlns:aink="http://schemas.microsoft.com/office/drawing/2016/ink" xmlns:am3d="http://schemas.microsoft.com/office/drawing/2017/model3d" xmlns:o="urn:schemas-microsoft-com:office:office" xmlns:oel="http://schemas.microsoft.com/office/2019/extlst" xmlns:r="http://schemas.openxmlformats.org/officeDocument/2006/relationships" xmlns:m="http://schemas.openxmlformats.org/officeDocument/2006/math" xmlns:v="urn:schemas-microsoft-com:vml" xmlns:wp14="http://schemas.microsoft.com/office/word/2010/wordprocessingDrawing" xmlns:wp="http://schemas.openxmlformats.org/drawingml/2006/wordprocessingDrawing" xmlns:w10="urn:schemas-microsoft-com:office:word" xmlns:w="http://schemas.openxmlformats.org/wordprocessingml/2006/main" xmlns:w14="http://schemas.microsoft.com/office/word/2010/wordml" xmlns:w15="http://schemas.microsoft.com/office/word/2012/wordml" xmlns:w16cex="http://schemas.microsoft.com/office/word/2018/wordml/cex" xmlns:w16cid="http://schemas.microsoft.com/office/word/2016/wordml/cid" xmlns:w16="http://schemas.microsoft.com/office/word/2018/wordml" xmlns:w16du="http://schemas.microsoft.com/office/word/2023/wordml/word16du" xmlns:w16sdtdh="http://schemas.microsoft.com/office/word/2020/wordml/sdtdatahash" xmlns:w16sdtfl="http://schemas.microsoft.com/office/word/2024/wordml/sdtformatlock" xmlns:w16se="http://schemas.microsoft.com/office/word/2015/wordml/symex" xmlns:wpg="http://schemas.microsoft.com/office/word/2010/wordprocessingGroup" xmlns:wpi="http://schemas.microsoft.com/office/word/2010/wordprocessingInk" xmlns:wne="http://schemas.microsoft.com/office/word/2006/wordml" xmlns:wps="http://schemas.microsoft.com/office/word/2010/wordprocessingShape" mc:Ignorable="w14 w15 w16se w16cid w16 w16cex w16sdtdh w16sdtfl w16du wp14">
+<w:numbering xmlns:wpc="http://schemas.microsoft.com/office/word/2010/wordprocessingCanvas" xmlns:cx="http://schemas.microsoft.com/office/drawing/2014/chartex" xmlns:cx1="http://schemas.microsoft.com/office/drawing/2015/9/8/chartex" xmlns:cx2="http://schemas.microsoft.com/office/drawing/2015/10/21/chartex" xmlns:cx3="http://schemas.microsoft.com/office/drawing/2016/5/9/chartex" xmlns:cx4="http://schemas.microsoft.com/office/drawing/2016/5/10/chartex" xmlns:cx5="http://schemas.microsoft.com/office/drawing/2016/5/11/chartex" xmlns:cx6="http://schemas.microsoft.com/office/drawing/2016/5/12/chartex" xmlns:cx7="http://schemas.microsoft.com/office/drawing/2016/5/13/chartex" xmlns:cx8="http://schemas.microsoft.com/office/drawing/2016/5/14/chartex" xmlns:mc="http://schemas.openxmlformats.org/markup-compatibility/2006" xmlns:aink="http://schemas.microsoft.com/office/drawing/2016/ink" xmlns:am3d="http://schemas.microsoft.com/office/drawing/2017/model3d" xmlns:o="urn:schemas-microsoft-com:office:office" xmlns:r="http://schemas.openxmlformats.org/officeDocument/2006/relationships" xmlns:m="http://schemas.openxmlformats.org/officeDocument/2006/math" xmlns:v="urn:schemas-microsoft-com:vml" xmlns:wp14="http://schemas.microsoft.com/office/word/2010/wordprocessingDrawing" xmlns:wp="http://schemas.openxmlformats.org/drawingml/2006/wordprocessingDrawing" xmlns:w10="urn:schemas-microsoft-com:office:word" xmlns:w="http://schemas.openxmlformats.org/wordprocessingml/2006/main" xmlns:w14="http://schemas.microsoft.com/office/word/2010/wordml" xmlns:w15="http://schemas.microsoft.com/office/word/2012/wordml" xmlns:w16cex="http://schemas.microsoft.com/office/word/2018/wordml/cex" xmlns:w16cid="http://schemas.microsoft.com/office/word/2016/wordml/cid" xmlns:w16="http://schemas.microsoft.com/office/word/2018/wordml" xmlns:w16sdtdh="http://schemas.microsoft.com/office/word/2020/wordml/sdtdatahash" xmlns:w16se="http://schemas.microsoft.com/office/word/2015/wordml/symex" xmlns:wpg="http://schemas.microsoft.com/office/word/2010/wordprocessingGroup" xmlns:wpi="http://schemas.microsoft.com/office/word/2010/wordprocessingInk" xmlns:wne="http://schemas.microsoft.com/office/word/2006/wordml" xmlns:wps="http://schemas.microsoft.com/office/word/2010/wordprocessingShape" mc:Ignorable="w14 w15 w16se w16cid w16 w16cex w16sdtdh wp14">
   <w:abstractNum w:abstractNumId="0" w15:restartNumberingAfterBreak="0">
     <w:nsid w:val="01554EAD"/>
     <w:multiLevelType w:val="hybridMultilevel"/>
@@ -13307,35 +13702,35 @@
       </w:pPr>
     </w:lvl>
   </w:abstractNum>
-  <w:num w:numId="1" w16cid:durableId="1251545037">
+  <w:num w:numId="1">
     <w:abstractNumId w:val="4"/>
   </w:num>
-  <w:num w:numId="2" w16cid:durableId="1929729683">
+  <w:num w:numId="2">
     <w:abstractNumId w:val="7"/>
   </w:num>
-  <w:num w:numId="3" w16cid:durableId="2080325466">
+  <w:num w:numId="3">
     <w:abstractNumId w:val="6"/>
   </w:num>
-  <w:num w:numId="4" w16cid:durableId="427703053">
+  <w:num w:numId="4">
     <w:abstractNumId w:val="5"/>
   </w:num>
-  <w:num w:numId="5" w16cid:durableId="375398170">
+  <w:num w:numId="5">
     <w:abstractNumId w:val="1"/>
   </w:num>
-  <w:num w:numId="6" w16cid:durableId="1099788814">
+  <w:num w:numId="6">
     <w:abstractNumId w:val="3"/>
   </w:num>
-  <w:num w:numId="7" w16cid:durableId="1363938558">
+  <w:num w:numId="7">
     <w:abstractNumId w:val="2"/>
   </w:num>
-  <w:num w:numId="8" w16cid:durableId="533151332">
+  <w:num w:numId="8">
     <w:abstractNumId w:val="0"/>
   </w:num>
 </w:numbering>
 </file>
 
 <file path=word/styles.xml><?xml version="1.0" encoding="utf-8"?>
-<w:styles xmlns:mc="http://schemas.openxmlformats.org/markup-compatibility/2006" xmlns:r="http://schemas.openxmlformats.org/officeDocument/2006/relationships" xmlns:w="http://schemas.openxmlformats.org/wordprocessingml/2006/main" xmlns:w14="http://schemas.microsoft.com/office/word/2010/wordml" xmlns:w15="http://schemas.microsoft.com/office/word/2012/wordml" xmlns:w16cex="http://schemas.microsoft.com/office/word/2018/wordml/cex" xmlns:w16cid="http://schemas.microsoft.com/office/word/2016/wordml/cid" xmlns:w16="http://schemas.microsoft.com/office/word/2018/wordml" xmlns:w16du="http://schemas.microsoft.com/office/word/2023/wordml/word16du" xmlns:w16sdtdh="http://schemas.microsoft.com/office/word/2020/wordml/sdtdatahash" xmlns:w16sdtfl="http://schemas.microsoft.com/office/word/2024/wordml/sdtformatlock" xmlns:w16se="http://schemas.microsoft.com/office/word/2015/wordml/symex" mc:Ignorable="w14 w15 w16se w16cid w16 w16cex w16sdtdh w16sdtfl w16du">
+<w:styles xmlns:mc="http://schemas.openxmlformats.org/markup-compatibility/2006" xmlns:r="http://schemas.openxmlformats.org/officeDocument/2006/relationships" xmlns:w="http://schemas.openxmlformats.org/wordprocessingml/2006/main" xmlns:w14="http://schemas.microsoft.com/office/word/2010/wordml" xmlns:w15="http://schemas.microsoft.com/office/word/2012/wordml" xmlns:w16cex="http://schemas.microsoft.com/office/word/2018/wordml/cex" xmlns:w16cid="http://schemas.microsoft.com/office/word/2016/wordml/cid" xmlns:w16="http://schemas.microsoft.com/office/word/2018/wordml" xmlns:w16sdtdh="http://schemas.microsoft.com/office/word/2020/wordml/sdtdatahash" xmlns:w16se="http://schemas.microsoft.com/office/word/2015/wordml/symex" mc:Ignorable="w14 w15 w16se w16cid w16 w16cex w16sdtdh">
   <w:docDefaults>
     <w:rPrDefault>
       <w:rPr>
@@ -13783,6 +14178,7 @@
   <w:style w:type="character" w:default="1" w:styleId="Fontepargpadro">
     <w:name w:val="Default Paragraph Font"/>
     <w:uiPriority w:val="1"/>
+    <w:semiHidden/>
     <w:unhideWhenUsed/>
   </w:style>
   <w:style w:type="table" w:default="1" w:styleId="Tabelanormal">
